--- a/25-26/6th grade/exam1/exam1 6th.docx
+++ b/25-26/6th grade/exam1/exam1 6th.docx
@@ -389,6 +389,22 @@
           <w:szCs w:val="28"/>
         </w:rPr>
         <w:t xml:space="preserve"> )</w:t>
+      </w:r>
+      <w:r>
+        <w:rPr>
+          <w:b/>
+          <w:bCs/>
+          <w:sz w:val="28"/>
+          <w:szCs w:val="28"/>
+        </w:rPr>
+        <w:t xml:space="preserve"> </w:t>
+      </w:r>
+      <w:r>
+        <w:rPr>
+          <w:sz w:val="28"/>
+          <w:szCs w:val="28"/>
+        </w:rPr>
+        <w:t>animal on the Earth</w:t>
       </w:r>
       <w:r>
         <w:rPr>
@@ -2283,14 +2299,54 @@
     </w:p>
     <w:p>
       <w:pPr>
-        <w:bidi w:val="0"/>
         <w:spacing w:line="240" w:lineRule="auto"/>
         <w:ind w:firstLine="720"/>
         <w:rPr>
-          <w:sz w:val="28"/>
-          <w:szCs w:val="28"/>
-        </w:rPr>
-      </w:pPr>
+          <w:rFonts w:hint="cs"/>
+          <w:b/>
+          <w:bCs/>
+          <w:sz w:val="28"/>
+          <w:szCs w:val="28"/>
+          <w:rtl/>
+          <w:lang w:bidi="ar-AE"/>
+        </w:rPr>
+      </w:pPr>
+      <w:r>
+        <w:rPr>
+          <w:rFonts w:hint="cs"/>
+          <w:b/>
+          <w:bCs/>
+          <w:sz w:val="28"/>
+          <w:szCs w:val="28"/>
+          <w:rtl/>
+          <w:lang w:bidi="ar-AE"/>
+        </w:rPr>
+        <w:t>يتبع في الصفحة التالية</w:t>
+      </w:r>
+      <w:r>
+        <w:rPr>
+          <w:rFonts w:hint="cs"/>
+          <w:b/>
+          <w:bCs/>
+          <w:sz w:val="28"/>
+          <w:szCs w:val="28"/>
+          <w:rtl/>
+          <w:lang w:bidi="ar-AE"/>
+        </w:rPr>
+        <w:t xml:space="preserve"> </w:t>
+      </w:r>
+      <w:r>
+        <w:rPr>
+          <w:rFonts w:ascii="Cambria Math" w:hAnsi="Cambria Math" w:cs="Times New Roman" w:hint="cs"/>
+          <w:b/>
+          <w:bCs/>
+          <w:sz w:val="28"/>
+          <w:szCs w:val="28"/>
+          <w:rtl/>
+          <w:lang w:bidi="ar-AE"/>
+        </w:rPr>
+        <w:t>⇚⇚</w:t>
+      </w:r>
     </w:p>
     <w:p>
       <w:pPr>
@@ -2363,7 +2419,6 @@
                           <w:p>
                             <w:pPr>
                               <w:rPr>
-                                <w:rFonts w:hint="cs"/>
                                 <w:b/>
                                 <w:bCs/>
                                 <w:sz w:val="28"/>
@@ -2421,7 +2476,6 @@
                     <w:p>
                       <w:pPr>
                         <w:rPr>
-                          <w:rFonts w:hint="cs"/>
                           <w:b/>
                           <w:bCs/>
                           <w:sz w:val="28"/>
